--- a/public/templates/tarifa_bancaria_bradesco.docx
+++ b/public/templates/tarifa_bancaria_bradesco.docx
@@ -1249,7 +1249,7 @@
           <w:color w:val="000000"/>
           <w:lang w:val="pt-BR"/>
         </w:rPr>
-        <w:t>conta corrente nº 59905-0, agência 3739</w:t>
+        <w:t>conta corrente nº ________, agência ________</w:t>
       </w:r>
       <w:r>
         <w:rPr>
@@ -1304,7 +1304,7 @@
           <w:color w:val="000000"/>
           <w:lang w:val="pt-BR"/>
         </w:rPr>
-        <w:t>no período imprescrito compreendido entre 15/03/2021 a 04/03/2026</w:t>
+        <w:t>no período imprescrito compreendido entre ________ a ________</w:t>
       </w:r>
       <w:r>
         <w:rPr>
@@ -1631,7 +1631,7 @@
           <w:color w:val="000000"/>
           <w:lang w:val="pt-BR"/>
         </w:rPr>
-        <w:t>15/03/2021 a 04/03/2026</w:t>
+        <w:t>________ a ________</w:t>
       </w:r>
       <w:r>
         <w:rPr>
@@ -5082,7 +5082,7 @@
           <w:color w:val="000000"/>
           <w:lang w:val="pt-BR"/>
         </w:rPr>
-        <w:t>15/03/2021 a 04/03/2026</w:t>
+        <w:t>________ a ________</w:t>
       </w:r>
       <w:r>
         <w:rPr>
@@ -6552,7 +6552,7 @@
           <w:color w:val="000000"/>
           <w:lang w:val="pt-BR"/>
         </w:rPr>
-        <w:t>15/03/2021 a 04/03/2026</w:t>
+        <w:t>________ a ________</w:t>
       </w:r>
       <w:r>
         <w:rPr>
@@ -6848,7 +6848,7 @@
           <w:color w:val="000000"/>
           <w:lang w:val="pt-BR"/>
         </w:rPr>
-        <w:t>15/03/2021 a 04/03/2026</w:t>
+        <w:t>________ a ________</w:t>
       </w:r>
       <w:r>
         <w:rPr>
@@ -7110,7 +7110,7 @@
           <w:color w:val="000000"/>
           <w:lang w:val="pt-BR"/>
         </w:rPr>
-        <w:t xml:space="preserve">15/03/2021 a 04/03/2026, </w:t>
+        <w:t xml:space="preserve">________ a ________, </w:t>
       </w:r>
       <w:r>
         <w:rPr>
@@ -7328,7 +7328,7 @@
           <w:color w:val="000000"/>
           <w:lang w:val="pt-BR"/>
         </w:rPr>
-        <w:t xml:space="preserve">, muitas vezes mais de uma vez ao mês, em sua conta corrente (nº 59905-0, agência 3739), referentes ao pacote de serviços bancários denominado </w:t>
+        <w:t xml:space="preserve">, muitas vezes mais de uma vez ao mês, em sua conta corrente (nº ________, agência ________), referentes ao pacote de serviços bancários denominado </w:t>
       </w:r>
       <w:r>
         <w:rPr>
@@ -8053,7 +8053,7 @@
           <w:color w:val="000000"/>
           <w:lang w:val="pt-BR"/>
         </w:rPr>
-        <w:t>V. Acórdão datado de 15/03/2021</w:t>
+        <w:t>V. Acórdão datado de ________</w:t>
       </w:r>
       <w:r>
         <w:rPr>
@@ -10632,7 +10632,7 @@
           <w:color w:val="000000"/>
           <w:lang w:val="pt-BR"/>
         </w:rPr>
-        <w:t>conta corrente 59905-0, agência 3739</w:t>
+        <w:t>conta corrente ________, agência ________</w:t>
       </w:r>
       <w:r>
         <w:rPr>
@@ -11244,7 +11244,7 @@
           <w:b/>
           <w:color w:val="000000"/>
         </w:rPr>
-        <w:t>conta corrente 59905-0, agência 3739,</w:t>
+        <w:t>conta corrente ________, agência ________,</w:t>
       </w:r>
       <w:r>
         <w:rPr>
@@ -11709,7 +11709,7 @@
           <w:color w:val="000000"/>
           <w:lang w:val="pt-BR"/>
         </w:rPr>
-        <w:t xml:space="preserve">15/03/2021 a 04/03/2026, </w:t>
+        <w:t xml:space="preserve">________ a ________, </w:t>
       </w:r>
       <w:r>
         <w:rPr>
